--- a/documents/SOUT_2026/03_Sluzhebnaya_zapiska_SOUT.docx
+++ b/documents/SOUT_2026/03_Sluzhebnaya_zapiska_SOUT.docx
@@ -283,32 +283,32 @@
                 <w:sz w:val="20"/>
                 <w:szCs w:val="20"/>
               </w:rPr>
-              <w:t xml:space="preserve">168 (34% требуемого объёма)</w:t>
-            </w:r>
-          </w:p>
-        </w:tc>
-        <w:tc>
-          <w:tcPr>
-            <w:tcW w:type="dxa" w:w="2100"/>
-            <w:tcMar>
-              <w:top w:type="dxa" w:w="60"/>
-              <w:left w:type="dxa" w:w="80"/>
-              <w:bottom w:type="dxa" w:w="60"/>
-              <w:right w:type="dxa" w:w="80"/>
-            </w:tcMar>
-            <w:vAlign w:val="center"/>
-          </w:tcPr>
-          <w:p>
-            <w:pPr>
-              <w:jc w:val="center"/>
-            </w:pPr>
-            <w:r>
-              <w:rPr>
-                <w:rFonts w:ascii="Times New Roman" w:cs="Times New Roman" w:eastAsia="Times New Roman" w:hAnsi="Times New Roman"/>
-                <w:sz w:val="20"/>
-                <w:szCs w:val="20"/>
-              </w:rPr>
-              <w:t xml:space="preserve">171 (35% требуемого объёма)</w:t>
+              <w:t xml:space="preserve">492 (100% требуемого объёма)</w:t>
+            </w:r>
+          </w:p>
+        </w:tc>
+        <w:tc>
+          <w:tcPr>
+            <w:tcW w:type="dxa" w:w="2100"/>
+            <w:tcMar>
+              <w:top w:type="dxa" w:w="60"/>
+              <w:left w:type="dxa" w:w="80"/>
+              <w:bottom w:type="dxa" w:w="60"/>
+              <w:right w:type="dxa" w:w="80"/>
+            </w:tcMar>
+            <w:vAlign w:val="center"/>
+          </w:tcPr>
+          <w:p>
+            <w:pPr>
+              <w:jc w:val="center"/>
+            </w:pPr>
+            <w:r>
+              <w:rPr>
+                <w:rFonts w:ascii="Times New Roman" w:cs="Times New Roman" w:eastAsia="Times New Roman" w:hAnsi="Times New Roman"/>
+                <w:sz w:val="20"/>
+                <w:szCs w:val="20"/>
+              </w:rPr>
+              <w:t xml:space="preserve">492 (100% требуемого объёма)</w:t>
             </w:r>
           </w:p>
         </w:tc>
@@ -489,32 +489,32 @@
                 <w:sz w:val="20"/>
                 <w:szCs w:val="20"/>
               </w:rPr>
-              <w:t xml:space="preserve">442 800 (расчётно)</w:t>
-            </w:r>
-          </w:p>
-        </w:tc>
-        <w:tc>
-          <w:tcPr>
-            <w:tcW w:type="dxa" w:w="2100"/>
-            <w:tcMar>
-              <w:top w:type="dxa" w:w="60"/>
-              <w:left w:type="dxa" w:w="80"/>
-              <w:bottom w:type="dxa" w:w="60"/>
-              <w:right w:type="dxa" w:w="80"/>
-            </w:tcMar>
-            <w:vAlign w:val="center"/>
-          </w:tcPr>
-          <w:p>
-            <w:pPr>
-              <w:jc w:val="center"/>
-            </w:pPr>
-            <w:r>
-              <w:rPr>
-                <w:rFonts w:ascii="Times New Roman" w:cs="Times New Roman" w:eastAsia="Times New Roman" w:hAnsi="Times New Roman"/>
-                <w:sz w:val="20"/>
-                <w:szCs w:val="20"/>
-              </w:rPr>
-              <w:t xml:space="preserve">467 400 / 590 400 (расчётно)</w:t>
+              <w:t xml:space="preserve">442 800</w:t>
+            </w:r>
+          </w:p>
+        </w:tc>
+        <w:tc>
+          <w:tcPr>
+            <w:tcW w:type="dxa" w:w="2100"/>
+            <w:tcMar>
+              <w:top w:type="dxa" w:w="60"/>
+              <w:left w:type="dxa" w:w="80"/>
+              <w:bottom w:type="dxa" w:w="60"/>
+              <w:right w:type="dxa" w:w="80"/>
+            </w:tcMar>
+            <w:vAlign w:val="center"/>
+          </w:tcPr>
+          <w:p>
+            <w:pPr>
+              <w:jc w:val="center"/>
+            </w:pPr>
+            <w:r>
+              <w:rPr>
+                <w:rFonts w:ascii="Times New Roman" w:cs="Times New Roman" w:eastAsia="Times New Roman" w:hAnsi="Times New Roman"/>
+                <w:sz w:val="20"/>
+                <w:szCs w:val="20"/>
+              </w:rPr>
+              <w:t xml:space="preserve">467 400 / 590 400</w:t>
             </w:r>
           </w:p>
         </w:tc>
@@ -1073,7 +1073,7 @@
           <w:sz w:val="24"/>
           <w:szCs w:val="24"/>
         </w:rPr>
-        <w:t xml:space="preserve">1. Наименьшая стоимость. Итоговая стоимость проведения СОУТ на всех 492 рабочих местах составляет 343 908 руб. (в т.ч. НДС 5%), что на 28,8% ниже расчётной стоимости предложения ООО «АНАЛИТПРОФ» (442 800 руб.) и на 35,9-71,7% ниже расчётной стоимости предложения ООО «ПКТИ ПРОМСТРОЙЭКСПЕРТ» (467 400-590 400 руб.).</w:t>
+        <w:t xml:space="preserve">1. Наименьшая стоимость. Итоговая стоимость проведения СОУТ на всех 492 рабочих местах составляет 343 908 руб. (в т.ч. НДС 5%), что на 28,8% ниже стоимости предложения ООО «АНАЛИТПРОФ» (442 800 руб.) и на 35,9-71,7% ниже стоимости предложения ООО «ПКТИ ПРОМСТРОЙЭКСПЕРТ» (467 400-590 400 руб.).</w:t>
       </w:r>
     </w:p>
     <w:p>
@@ -1087,7 +1087,7 @@
           <w:sz w:val="24"/>
           <w:szCs w:val="24"/>
         </w:rPr>
-        <w:t xml:space="preserve">2. Полное соответствие требуемому объёму. Предложение ООО «МЦОТ «Экспертиза» — единственное, полностью покрывающее весь требуемый объём (492 рабочих места). Предложения ООО «АНАЛИТПРОФ» и ООО «ПКТИ ПРОМСТРОЙЭКСПЕРТ» охватывают лишь 168 и 171 рабочее место соответственно (34% и 35% от требуемого объёма), что создаёт риск удорожания при последующем дозаказе оставшейся части объёма.</w:t>
+        <w:t xml:space="preserve">2. Экономическая надёжность предложения. Сумма 343 908 руб. указана в коммерческом предложении ООО «МЦОТ «Экспертиза» непосредственно на весь требуемый объём — 492 рабочих места. Суммы по предложениям ООО «АНАЛИТПРОФ» (442 800 руб.) и ООО «ПКТИ ПРОМСТРОЙЭКСПЕРТ» (467 400 / 590 400 руб.) получены умножением заявленной цены за 1 рабочее место на требуемый объём: в текстах их коммерческих предложений фигурирует меньшее количество рабочих мест — 168 и 171 соответственно, — поэтому итоговую стоимость по данным организациям необходимо дополнительно подтвердить при заключении договора на полный объём 492 рабочих места.</w:t>
       </w:r>
     </w:p>
     <w:p>

--- a/documents/SOUT_2026/03_Sluzhebnaya_zapiska_SOUT.docx
+++ b/documents/SOUT_2026/03_Sluzhebnaya_zapiska_SOUT.docx
@@ -43,7 +43,7 @@
           <w:sz w:val="24"/>
           <w:szCs w:val="24"/>
         </w:rPr>
-        <w:t xml:space="preserve">В связи с необходимостью проведения специальной оценки условий труда (СОУТ) на 492 (четыреста девяносто два) рабочих местах ООО «Авиационные Интерьеры-СН» (из области проведения исключены дистанционные работники, работники обособленного подразделения в аэропорту Внуково, а также работники, чья трудовая деятельность связана со сведениями, составляющими государственную тайну) был проведён сбор коммерческих предложений от трёх организаций, включённых в реестр организаций, проводящих специальную оценку условий труда: ООО «МЦОТ «Экспертиза», ООО «АНАЛИТПРОФ» и ООО «ПКТИ ПРОМСТРОЙЭКСПЕРТ».</w:t>
+        <w:t xml:space="preserve">В связи с необходимостью проведения специальной оценки условий труда (СОУТ) на 492 (четыреста девяносто два) рабочих местах ООО «Авиационные Интерьеры-СН» (из проведения исключены дистанционные работники, работники обособленного подразделения Внуково, а также работники, чья трудовая деятельность связана со сведениями, составляющими государственную тайну) был проведён сбор коммерческих предложений от трёх организаций, включённых в реестр организаций, проводящих специальную оценку условий труда: ООО «МЦОТ «Экспертиза», ООО «АНАЛИТПРОФ» и ООО «ПКТИ ПРОМСТРОЙЭКСПЕРТ».</w:t>
       </w:r>
     </w:p>
     <w:p>
@@ -1001,7 +1001,7 @@
                 <w:sz w:val="20"/>
                 <w:szCs w:val="20"/>
               </w:rPr>
-              <w:t xml:space="preserve">—</w:t>
+              <w:t xml:space="preserve">-</w:t>
             </w:r>
           </w:p>
         </w:tc>
@@ -1087,7 +1087,7 @@
           <w:sz w:val="24"/>
           <w:szCs w:val="24"/>
         </w:rPr>
-        <w:t xml:space="preserve">2. Экономическая надёжность предложения. Сумма 343 908 руб. указана в коммерческом предложении ООО «МЦОТ «Экспертиза» непосредственно на весь требуемый объём — 492 рабочих места. Суммы по предложениям ООО «АНАЛИТПРОФ» (442 800 руб.) и ООО «ПКТИ ПРОМСТРОЙЭКСПЕРТ» (467 400 / 590 400 руб.) получены умножением заявленной цены за 1 рабочее место на требуемый объём: в текстах их коммерческих предложений фигурирует меньшее количество рабочих мест — 168 и 171 соответственно, — поэтому итоговую стоимость по данным организациям необходимо дополнительно подтвердить при заключении договора на полный объём 492 рабочих места.</w:t>
+        <w:t xml:space="preserve">2. Экономическая надёжность предложения. Сумма 343 908 руб. указана в коммерческом предложении ООО «МЦОТ «Экспертиза» непосредственно на весь требуемый объём (492 рабочих места). Суммы по предложениям ООО «АНАЛИТПРОФ» (442 800 руб.) и ООО «ПКТИ ПРОМСТРОЙЭКСПЕРТ» (467 400 / 590 400 руб.) получены умножением заявленной цены за 1 рабочее место на требуемый объём, поэтому итоговую стоимость по данным организациям необходимо дополнительно подтвердить при заключении договора на полный объём 492 рабочих места.</w:t>
       </w:r>
     </w:p>
     <w:p>
@@ -1101,7 +1101,7 @@
           <w:sz w:val="24"/>
           <w:szCs w:val="24"/>
         </w:rPr>
-        <w:t xml:space="preserve">3. Подтверждённая аккредитация и надёжность исполнителя. ООО «МЦОТ «Экспертиза» имеет действующий аттестат аккредитации испытательной лаборатории и включено в реестр организаций, проводящих СОУТ, Министерства труда и социальной защиты РФ; работает на рынке услуг охраны труда более 10 лет; предоставляет гарантию на результаты выполненных работ 5 лет — наибольший срок среди рассмотренных предложений; имеет положительные референсы от заказчиков — юридических лиц и не значится в реестре недобросовестных поставщиков.</w:t>
+        <w:t xml:space="preserve">3. Подтверждённая аккредитация и надёжность исполнителя. ООО «МЦОТ «Экспертиза» имеет действующий аттестат аккредитации испытательной лаборатории и включено в реестр организаций, проводящих СОУТ, Министерства труда и социальной защиты РФ; работает на рынке услуг охраны труда более 10 лет; предоставляет гарантию на результаты выполненных работ 5 лет (наибольший срок среди рассмотренных предложений); имеет положительные референсы от заказчиков-юридических лиц и не значится в реестре недобросовестных поставщиков.</w:t>
       </w:r>
     </w:p>
     <w:p>
